--- a/tests/org.obeonetwork.m2doc.tests/resources/bookmark/linkMissingEndField/linkMissingEndField-expected-generation.docx
+++ b/tests/org.obeonetwork.m2doc.tests/resources/bookmark/linkMissingEndField/linkMissingEndField-expected-generation.docx
@@ -54,12 +54,12 @@
         <w:rPr/>
         <w:t xml:space="preserve">Test bookmark : </w:t>
       </w:r>
-      <w:bookmarkStart w:name="bookmark1" w:id="156100591808397409149638565738383731581"/>
+      <w:bookmarkStart w:name="bookmark1" w:id="12619744165275046432455311606315947433"/>
       <w:r>
         <w:rPr/>
         <w:t>bookmarked content</w:t>
       </w:r>
-      <w:bookmarkEnd w:id="156100591808397409149638565738383731581"/>
+      <w:bookmarkEnd w:id="12619744165275046432455311606315947433"/>
     </w:p>
     <w:p>
       <w:pPr>
@@ -74,23 +74,23 @@
         <w:rPr/>
         <w:t xml:space="preserve">Test link after bookmark : </w:t>
       </w:r>
-      <w:r w:rsidR="6FAC1EFB930D4FE589207C0D8A5C508F">
+      <w:r w:rsidR="5B7FD2246281BFB9715490DB112A7882">
         <w:fldChar w:fldCharType="begin"/>
       </w:r>
-      <w:r w:rsidR="6FAC1EFB930D4FE589207C0D8A5C508F">
+      <w:r w:rsidR="5B7FD2246281BFB9715490DB112A7882">
         <w:instrText xml:space="preserve"> REF bookmark1 \h </w:instrText>
       </w:r>
-      <w:r w:rsidR="6FAC1EFB930D4FE589207C0D8A5C508F">
+      <w:r w:rsidR="5B7FD2246281BFB9715490DB112A7882">
         <w:fldChar w:fldCharType="separate"/>
       </w:r>
-      <w:r w:rsidR="6FAC1EFB930D4FE589207C0D8A5C508F">
+      <w:r w:rsidR="5B7FD2246281BFB9715490DB112A7882">
         <w:rPr>
           <w:noProof/>
           <w:b w:val="on"/>
         </w:rPr>
         <w:t>a reference to bookmark1</w:t>
       </w:r>
-      <w:r w:rsidR="6FAC1EFB930D4FE589207C0D8A5C508F">
+      <w:r w:rsidR="5B7FD2246281BFB9715490DB112A7882">
         <w:fldChar w:fldCharType="end"/>
       </w:r>
       <w:r>

--- a/tests/org.obeonetwork.m2doc.tests/resources/bookmark/linkMissingEndField/linkMissingEndField-expected-generation.docx
+++ b/tests/org.obeonetwork.m2doc.tests/resources/bookmark/linkMissingEndField/linkMissingEndField-expected-generation.docx
@@ -54,12 +54,12 @@
         <w:rPr/>
         <w:t xml:space="preserve">Test bookmark : </w:t>
       </w:r>
-      <w:bookmarkStart w:name="bookmark1" w:id="156100591808397409149638565738383731581"/>
+      <w:bookmarkStart w:name="bookmark1" w:id="159469561994006475607214815592083311916"/>
       <w:r>
         <w:rPr/>
         <w:t>bookmarked content</w:t>
       </w:r>
-      <w:bookmarkEnd w:id="156100591808397409149638565738383731581"/>
+      <w:bookmarkEnd w:id="159469561994006475607214815592083311916"/>
     </w:p>
     <w:p>
       <w:pPr>
@@ -74,23 +74,23 @@
         <w:rPr/>
         <w:t xml:space="preserve">Test link after bookmark : </w:t>
       </w:r>
-      <w:r w:rsidR="6FAC1EFB930D4FE589207C0D8A5C508F">
+      <w:r w:rsidR="44BCDDB9452941E386E082419917D5FE">
         <w:fldChar w:fldCharType="begin"/>
       </w:r>
-      <w:r w:rsidR="6FAC1EFB930D4FE589207C0D8A5C508F">
+      <w:r w:rsidR="44BCDDB9452941E386E082419917D5FE">
         <w:instrText xml:space="preserve"> REF bookmark1 \h </w:instrText>
       </w:r>
-      <w:r w:rsidR="6FAC1EFB930D4FE589207C0D8A5C508F">
+      <w:r w:rsidR="44BCDDB9452941E386E082419917D5FE">
         <w:fldChar w:fldCharType="separate"/>
       </w:r>
-      <w:r w:rsidR="6FAC1EFB930D4FE589207C0D8A5C508F">
+      <w:r w:rsidR="44BCDDB9452941E386E082419917D5FE">
         <w:rPr>
           <w:noProof/>
           <w:b w:val="on"/>
         </w:rPr>
         <w:t>a reference to bookmark1</w:t>
       </w:r>
-      <w:r w:rsidR="6FAC1EFB930D4FE589207C0D8A5C508F">
+      <w:r w:rsidR="44BCDDB9452941E386E082419917D5FE">
         <w:fldChar w:fldCharType="end"/>
       </w:r>
       <w:r>
